--- a/lessons/5-7/homework.docx
+++ b/lessons/5-7/homework.docx
@@ -12,7 +12,7 @@
           <w:b/>
           <w:bCs/>
         </w:rPr>
-        <w:t xml:space="preserve">Surface Area of Prisms — Homework</w:t>
+        <w:t xml:space="preserve">Determine Surface Area of Prisms — Homework</w:t>
       </w:r>
     </w:p>
     <w:p>
@@ -24,7 +24,7 @@
           <w:i/>
           <w:iCs/>
         </w:rPr>
-        <w:t xml:space="preserve">Lesson 10-4  •  Standard 6.GR.4</w:t>
+        <w:t xml:space="preserve">Lesson 5-7  •  Standard 6.GR.4</w:t>
       </w:r>
     </w:p>
     <w:p>
@@ -161,10 +161,10 @@
           <w:b/>
           <w:bCs/>
         </w:rPr>
-        <w:t xml:space="preserve">Surface area (Área de superficie)</w:t>
-      </w:r>
-      <w:r>
-        <w:t xml:space="preserve"> — The total area of all the flat sides of a solid.</w:t>
+        <w:t xml:space="preserve">Surface Area of Prisms (Área de superficie de prismas)</w:t>
+      </w:r>
+      <w:r>
+        <w:t xml:space="preserve"> — The total area of all bases and lateral faces of a prism. Formula: SA = 2B + lateral area.</w:t>
       </w:r>
     </w:p>
     <w:p>
@@ -224,10 +224,10 @@
           <w:b/>
           <w:bCs/>
         </w:rPr>
-        <w:t xml:space="preserve">Rectangular prism (Prisma rectangular)</w:t>
-      </w:r>
-      <w:r>
-        <w:t xml:space="preserve"> — A solid box shape with six flat rectangle sides.</w:t>
+        <w:t xml:space="preserve">Surface area (Área de superficie)</w:t>
+      </w:r>
+      <w:r>
+        <w:t xml:space="preserve"> — The total area of all the flat sides of a solid.</w:t>
       </w:r>
     </w:p>
     <w:p>
@@ -239,133 +239,7 @@
       <w:r>
         <w:drawing>
           <wp:inline distT="0" distB="0" distL="0" distR="0">
-            <wp:extent cx="1047750" cy="790575"/>
-            <wp:effectExtent t="0" r="0" b="0" l="0"/>
-            <wp:docPr id="1" name="" descr="" title=""/>
-            <wp:cNvGraphicFramePr>
-              <a:graphicFrameLocks xmlns:a="http://schemas.openxmlformats.org/drawingml/2006/main" noChangeAspect="1"/>
-            </wp:cNvGraphicFramePr>
-            <a:graphic xmlns:a="http://schemas.openxmlformats.org/drawingml/2006/main">
-              <a:graphicData uri="http://schemas.openxmlformats.org/drawingml/2006/picture">
-                <pic:pic xmlns:pic="http://schemas.openxmlformats.org/drawingml/2006/picture">
-                  <pic:nvPicPr>
-                    <pic:cNvPr id="0" name="" descr=""/>
-                    <pic:cNvPicPr>
-                      <a:picLocks noChangeAspect="1" noChangeArrowheads="1"/>
-                    </pic:cNvPicPr>
-                  </pic:nvPicPr>
-                  <pic:blipFill>
-                    <a:blip r:embed="rId8" cstate="none"/>
-                    <a:srcRect/>
-                    <a:stretch>
-                      <a:fillRect/>
-                    </a:stretch>
-                  </pic:blipFill>
-                  <pic:spPr bwMode="auto">
-                    <a:xfrm>
-                      <a:off x="0" y="0"/>
-                      <a:ext cx="1047750" cy="790575"/>
-                    </a:xfrm>
-                    <a:prstGeom prst="rect">
-                      <a:avLst/>
-                    </a:prstGeom>
-                  </pic:spPr>
-                </pic:pic>
-              </a:graphicData>
-            </a:graphic>
-          </wp:inline>
-        </w:drawing>
-      </w:r>
-    </w:p>
-    <w:p>
-      <w:pPr>
-        <w:keepNext/>
-        <w:spacing w:after="120"/>
-      </w:pPr>
-      <w:r>
-        <w:rPr>
-          <w:b/>
-          <w:bCs/>
-        </w:rPr>
-        <w:t xml:space="preserve">Triangular prism (Prisma triangular)</w:t>
-      </w:r>
-      <w:r>
-        <w:t xml:space="preserve"> — A solid with two triangle ends and three flat rectangle sides.</w:t>
-      </w:r>
-    </w:p>
-    <w:p>
-      <w:pPr>
-        <w:keepNext/>
-        <w:spacing w:after="20" w:before="80"/>
-        <w:jc w:val="center"/>
-      </w:pPr>
-      <w:r>
-        <w:drawing>
-          <wp:inline distT="0" distB="0" distL="0" distR="0">
-            <wp:extent cx="1047750" cy="790575"/>
-            <wp:effectExtent t="0" r="0" b="0" l="0"/>
-            <wp:docPr id="1" name="" descr="" title=""/>
-            <wp:cNvGraphicFramePr>
-              <a:graphicFrameLocks xmlns:a="http://schemas.openxmlformats.org/drawingml/2006/main" noChangeAspect="1"/>
-            </wp:cNvGraphicFramePr>
-            <a:graphic xmlns:a="http://schemas.openxmlformats.org/drawingml/2006/main">
-              <a:graphicData uri="http://schemas.openxmlformats.org/drawingml/2006/picture">
-                <pic:pic xmlns:pic="http://schemas.openxmlformats.org/drawingml/2006/picture">
-                  <pic:nvPicPr>
-                    <pic:cNvPr id="0" name="" descr=""/>
-                    <pic:cNvPicPr>
-                      <a:picLocks noChangeAspect="1" noChangeArrowheads="1"/>
-                    </pic:cNvPicPr>
-                  </pic:nvPicPr>
-                  <pic:blipFill>
-                    <a:blip r:embed="rId8" cstate="none"/>
-                    <a:srcRect/>
-                    <a:stretch>
-                      <a:fillRect/>
-                    </a:stretch>
-                  </pic:blipFill>
-                  <pic:spPr bwMode="auto">
-                    <a:xfrm>
-                      <a:off x="0" y="0"/>
-                      <a:ext cx="1047750" cy="790575"/>
-                    </a:xfrm>
-                    <a:prstGeom prst="rect">
-                      <a:avLst/>
-                    </a:prstGeom>
-                  </pic:spPr>
-                </pic:pic>
-              </a:graphicData>
-            </a:graphic>
-          </wp:inline>
-        </w:drawing>
-      </w:r>
-    </w:p>
-    <w:p>
-      <w:pPr>
-        <w:keepNext/>
-        <w:spacing w:after="120"/>
-      </w:pPr>
-      <w:r>
-        <w:rPr>
-          <w:b/>
-          <w:bCs/>
-        </w:rPr>
-        <w:t xml:space="preserve">Face (Cara)</w:t>
-      </w:r>
-      <w:r>
-        <w:t xml:space="preserve"> — One flat side of a solid shape.</w:t>
-      </w:r>
-    </w:p>
-    <w:p>
-      <w:pPr>
-        <w:keepNext/>
-        <w:spacing w:after="20" w:before="80"/>
-        <w:jc w:val="center"/>
-      </w:pPr>
-      <w:r>
-        <w:drawing>
-          <wp:inline distT="0" distB="0" distL="0" distR="0">
-            <wp:extent cx="1047750" cy="790575"/>
+            <wp:extent cx="1047750" cy="695325"/>
             <wp:effectExtent t="0" r="0" b="0" l="0"/>
             <wp:docPr id="1" name="" descr="" title=""/>
             <wp:cNvGraphicFramePr>
@@ -390,7 +264,196 @@
                   <pic:spPr bwMode="auto">
                     <a:xfrm>
                       <a:off x="0" y="0"/>
-                      <a:ext cx="1047750" cy="790575"/>
+                      <a:ext cx="1047750" cy="695325"/>
+                    </a:xfrm>
+                    <a:prstGeom prst="rect">
+                      <a:avLst/>
+                    </a:prstGeom>
+                  </pic:spPr>
+                </pic:pic>
+              </a:graphicData>
+            </a:graphic>
+          </wp:inline>
+        </w:drawing>
+      </w:r>
+    </w:p>
+    <w:p>
+      <w:pPr>
+        <w:keepNext/>
+        <w:spacing w:after="120"/>
+      </w:pPr>
+      <w:r>
+        <w:rPr>
+          <w:b/>
+          <w:bCs/>
+        </w:rPr>
+        <w:t xml:space="preserve">Rectangular prism (Prisma rectangular)</w:t>
+      </w:r>
+      <w:r>
+        <w:t xml:space="preserve"> — A solid box shape with six flat rectangle sides.</w:t>
+      </w:r>
+    </w:p>
+    <w:p>
+      <w:pPr>
+        <w:keepNext/>
+        <w:spacing w:after="20" w:before="80"/>
+        <w:jc w:val="center"/>
+      </w:pPr>
+      <w:r>
+        <w:drawing>
+          <wp:inline distT="0" distB="0" distL="0" distR="0">
+            <wp:extent cx="1047750" cy="695325"/>
+            <wp:effectExtent t="0" r="0" b="0" l="0"/>
+            <wp:docPr id="1" name="" descr="" title=""/>
+            <wp:cNvGraphicFramePr>
+              <a:graphicFrameLocks xmlns:a="http://schemas.openxmlformats.org/drawingml/2006/main" noChangeAspect="1"/>
+            </wp:cNvGraphicFramePr>
+            <a:graphic xmlns:a="http://schemas.openxmlformats.org/drawingml/2006/main">
+              <a:graphicData uri="http://schemas.openxmlformats.org/drawingml/2006/picture">
+                <pic:pic xmlns:pic="http://schemas.openxmlformats.org/drawingml/2006/picture">
+                  <pic:nvPicPr>
+                    <pic:cNvPr id="0" name="" descr=""/>
+                    <pic:cNvPicPr>
+                      <a:picLocks noChangeAspect="1" noChangeArrowheads="1"/>
+                    </pic:cNvPicPr>
+                  </pic:nvPicPr>
+                  <pic:blipFill>
+                    <a:blip r:embed="rId9" cstate="none"/>
+                    <a:srcRect/>
+                    <a:stretch>
+                      <a:fillRect/>
+                    </a:stretch>
+                  </pic:blipFill>
+                  <pic:spPr bwMode="auto">
+                    <a:xfrm>
+                      <a:off x="0" y="0"/>
+                      <a:ext cx="1047750" cy="695325"/>
+                    </a:xfrm>
+                    <a:prstGeom prst="rect">
+                      <a:avLst/>
+                    </a:prstGeom>
+                  </pic:spPr>
+                </pic:pic>
+              </a:graphicData>
+            </a:graphic>
+          </wp:inline>
+        </w:drawing>
+      </w:r>
+    </w:p>
+    <w:p>
+      <w:pPr>
+        <w:keepNext/>
+        <w:spacing w:after="120"/>
+      </w:pPr>
+      <w:r>
+        <w:rPr>
+          <w:b/>
+          <w:bCs/>
+        </w:rPr>
+        <w:t xml:space="preserve">Triangular prism (Prisma triangular)</w:t>
+      </w:r>
+      <w:r>
+        <w:t xml:space="preserve"> — A solid with two triangle ends and three flat rectangle sides.</w:t>
+      </w:r>
+    </w:p>
+    <w:p>
+      <w:pPr>
+        <w:keepNext/>
+        <w:spacing w:after="20" w:before="80"/>
+        <w:jc w:val="center"/>
+      </w:pPr>
+      <w:r>
+        <w:drawing>
+          <wp:inline distT="0" distB="0" distL="0" distR="0">
+            <wp:extent cx="1047750" cy="695325"/>
+            <wp:effectExtent t="0" r="0" b="0" l="0"/>
+            <wp:docPr id="1" name="" descr="" title=""/>
+            <wp:cNvGraphicFramePr>
+              <a:graphicFrameLocks xmlns:a="http://schemas.openxmlformats.org/drawingml/2006/main" noChangeAspect="1"/>
+            </wp:cNvGraphicFramePr>
+            <a:graphic xmlns:a="http://schemas.openxmlformats.org/drawingml/2006/main">
+              <a:graphicData uri="http://schemas.openxmlformats.org/drawingml/2006/picture">
+                <pic:pic xmlns:pic="http://schemas.openxmlformats.org/drawingml/2006/picture">
+                  <pic:nvPicPr>
+                    <pic:cNvPr id="0" name="" descr=""/>
+                    <pic:cNvPicPr>
+                      <a:picLocks noChangeAspect="1" noChangeArrowheads="1"/>
+                    </pic:cNvPicPr>
+                  </pic:nvPicPr>
+                  <pic:blipFill>
+                    <a:blip r:embed="rId9" cstate="none"/>
+                    <a:srcRect/>
+                    <a:stretch>
+                      <a:fillRect/>
+                    </a:stretch>
+                  </pic:blipFill>
+                  <pic:spPr bwMode="auto">
+                    <a:xfrm>
+                      <a:off x="0" y="0"/>
+                      <a:ext cx="1047750" cy="695325"/>
+                    </a:xfrm>
+                    <a:prstGeom prst="rect">
+                      <a:avLst/>
+                    </a:prstGeom>
+                  </pic:spPr>
+                </pic:pic>
+              </a:graphicData>
+            </a:graphic>
+          </wp:inline>
+        </w:drawing>
+      </w:r>
+    </w:p>
+    <w:p>
+      <w:pPr>
+        <w:keepNext/>
+        <w:spacing w:after="120"/>
+      </w:pPr>
+      <w:r>
+        <w:rPr>
+          <w:b/>
+          <w:bCs/>
+        </w:rPr>
+        <w:t xml:space="preserve">Face (Cara)</w:t>
+      </w:r>
+      <w:r>
+        <w:t xml:space="preserve"> — One flat side of a solid shape.</w:t>
+      </w:r>
+    </w:p>
+    <w:p>
+      <w:pPr>
+        <w:keepNext/>
+        <w:spacing w:after="20" w:before="80"/>
+        <w:jc w:val="center"/>
+      </w:pPr>
+      <w:r>
+        <w:drawing>
+          <wp:inline distT="0" distB="0" distL="0" distR="0">
+            <wp:extent cx="1047750" cy="695325"/>
+            <wp:effectExtent t="0" r="0" b="0" l="0"/>
+            <wp:docPr id="1" name="" descr="" title=""/>
+            <wp:cNvGraphicFramePr>
+              <a:graphicFrameLocks xmlns:a="http://schemas.openxmlformats.org/drawingml/2006/main" noChangeAspect="1"/>
+            </wp:cNvGraphicFramePr>
+            <a:graphic xmlns:a="http://schemas.openxmlformats.org/drawingml/2006/main">
+              <a:graphicData uri="http://schemas.openxmlformats.org/drawingml/2006/picture">
+                <pic:pic xmlns:pic="http://schemas.openxmlformats.org/drawingml/2006/picture">
+                  <pic:nvPicPr>
+                    <pic:cNvPr id="0" name="" descr=""/>
+                    <pic:cNvPicPr>
+                      <a:picLocks noChangeAspect="1" noChangeArrowheads="1"/>
+                    </pic:cNvPicPr>
+                  </pic:nvPicPr>
+                  <pic:blipFill>
+                    <a:blip r:embed="rId10" cstate="none"/>
+                    <a:srcRect/>
+                    <a:stretch>
+                      <a:fillRect/>
+                    </a:stretch>
+                  </pic:blipFill>
+                  <pic:spPr bwMode="auto">
+                    <a:xfrm>
+                      <a:off x="0" y="0"/>
+                      <a:ext cx="1047750" cy="695325"/>
                     </a:xfrm>
                     <a:prstGeom prst="rect">
                       <a:avLst/>
@@ -444,7 +507,7 @@
                     </pic:cNvPicPr>
                   </pic:nvPicPr>
                   <pic:blipFill>
-                    <a:blip r:embed="rId7" cstate="none"/>
+                    <a:blip r:embed="rId8" cstate="none"/>
                     <a:srcRect/>
                     <a:stretch>
                       <a:fillRect/>
@@ -1241,7 +1304,7 @@
           <w:b/>
           <w:bCs/>
         </w:rPr>
-        <w:t xml:space="preserve">9. A wedge-shaped (triangular prism) capsule has triangle ends with base 8 in and height 6 in. The prism is 10 in long, and the triangle's three sides are 8 in, 6 in, and 10 in. How much wrapping paper covers it?</w:t>
+        <w:t xml:space="preserve">9. A triangular prism is 10 in long. Its triangle ends have base 8 in, height 6 in, and sides 8, 6, and 10 in. Find its surface area.</w:t>
       </w:r>
     </w:p>
     <w:p>
@@ -1296,7 +1359,7 @@
           <w:b/>
           <w:bCs/>
         </w:rPr>
-        <w:t xml:space="preserve">10. A capsule crew sorts wrapping jobs by how much paper each prism needs. Order these from LEAST surface area to GREATEST.</w:t>
+        <w:t xml:space="preserve">10. Find each prism's surface area. Then sort it by whether it needs 96 in² of paper or less, or more than 96 in².</w:t>
       </w:r>
     </w:p>
     <w:p>
@@ -1308,7 +1371,39 @@
           <w:i/>
           <w:iCs/>
         </w:rPr>
-        <w:t xml:space="preserve">Groups: Least → Greatest wrapping paper</w:t>
+        <w:t xml:space="preserve">Groups: 96 in² of paper or less   |   More than 96 in²</w:t>
+      </w:r>
+    </w:p>
+    <w:p>
+      <w:pPr>
+        <w:spacing w:after="40" w:before="0"/>
+      </w:pPr>
+      <w:r>
+        <w:t xml:space="preserve">   • Rect capsule 3×4×5: SA = 94 in²   → __________________</w:t>
+      </w:r>
+    </w:p>
+    <w:p>
+      <w:pPr>
+        <w:spacing w:after="40" w:before="0"/>
+      </w:pPr>
+      <w:r>
+        <w:t xml:space="preserve">   • Cube capsule 4×4×4: SA = 96 in²   → __________________</w:t>
+      </w:r>
+    </w:p>
+    <w:p>
+      <w:pPr>
+        <w:spacing w:after="40" w:before="0"/>
+      </w:pPr>
+      <w:r>
+        <w:t xml:space="preserve">   • Rect capsule 6×5×4: SA = 148 in²   → __________________</w:t>
+      </w:r>
+    </w:p>
+    <w:p>
+      <w:pPr>
+        <w:spacing w:after="40" w:before="0"/>
+      </w:pPr>
+      <w:r>
+        <w:t xml:space="preserve">   • Tri capsule (ends 8×6, length 10): SA = 288 in²   → __________________</w:t>
       </w:r>
     </w:p>
     <w:p>
@@ -1530,6 +1625,14 @@
     </w:p>
     <w:p>
       <w:pPr>
+        <w:spacing w:after="80" w:before="0"/>
+      </w:pPr>
+      <w:r>
+        <w:t xml:space="preserve">     Watch for: In the Calculate step the student multiplied 7 × 4 × 3, which fills the inside of the box — that is volume, 84 in³, not surface area. Surface area covers the outside, so add all six faces: 2(7×4) + 2(7×3) + 2(4×3) = 56 + 42 + 24 = 122 in².</w:t>
+      </w:r>
+    </w:p>
+    <w:p>
+      <w:pPr>
         <w:spacing w:after="40" w:before="0"/>
       </w:pPr>
       <w:r>
@@ -1634,6 +1737,38 @@
           <w:bCs/>
         </w:rPr>
         <w:t xml:space="preserve">10. Correct groups:</w:t>
+      </w:r>
+    </w:p>
+    <w:p>
+      <w:pPr>
+        <w:spacing w:after="20" w:before="0"/>
+      </w:pPr>
+      <w:r>
+        <w:t xml:space="preserve">     Rect capsule 3×4×5: SA = 94 in² → 96 in² of paper or less</w:t>
+      </w:r>
+    </w:p>
+    <w:p>
+      <w:pPr>
+        <w:spacing w:after="20" w:before="0"/>
+      </w:pPr>
+      <w:r>
+        <w:t xml:space="preserve">     Cube capsule 4×4×4: SA = 96 in² → 96 in² of paper or less</w:t>
+      </w:r>
+    </w:p>
+    <w:p>
+      <w:pPr>
+        <w:spacing w:after="20" w:before="0"/>
+      </w:pPr>
+      <w:r>
+        <w:t xml:space="preserve">     Rect capsule 6×5×4: SA = 148 in² → More than 96 in²</w:t>
+      </w:r>
+    </w:p>
+    <w:p>
+      <w:pPr>
+        <w:spacing w:after="20" w:before="0"/>
+      </w:pPr>
+      <w:r>
+        <w:t xml:space="preserve">     Tri capsule (ends 8×6, length 10): SA = 288 in² → More than 96 in²</w:t>
       </w:r>
     </w:p>
     <w:p>
